--- a/Portfolio/portfolio_compiled_works_metadata/Work 14/Meta.docx
+++ b/Portfolio/portfolio_compiled_works_metadata/Work 14/Meta.docx
@@ -10,7 +10,7 @@
         <w:rPr>
           <w:rtl w:val="0"/>
         </w:rPr>
-        <w:t xml:space="preserve">Title: Metal over Mind</w:t>
+        <w:t xml:space="preserve">Title: Craig Green Collection White</w:t>
       </w:r>
     </w:p>
     <w:p>
@@ -21,7 +21,7 @@
         <w:rPr>
           <w:rtl w:val="0"/>
         </w:rPr>
-        <w:t xml:space="preserve">Year of creation:2025</w:t>
+        <w:t xml:space="preserve">Year of creation: 2025</w:t>
       </w:r>
     </w:p>
     <w:p>
@@ -32,11 +32,11 @@
         <w:rPr>
           <w:rtl w:val="0"/>
         </w:rPr>
-        <w:t xml:space="preserve">Materials: Metal Can, Paper, Paint</w:t>
+        <w:t xml:space="preserve">Materials: Paper, Prints, Oil</w:t>
         <w:br w:type="textWrapping"/>
-        <w:t xml:space="preserve">Format: Collage</w:t>
+        <w:t xml:space="preserve">Format: Collage </w:t>
         <w:br w:type="textWrapping"/>
-        <w:t xml:space="preserve">Size: 21cm x 29.7cm</w:t>
+        <w:t xml:space="preserve"> Size: 21cm x 14.4cm</w:t>
         <w:br w:type="textWrapping"/>
         <w:t xml:space="preserve">Location: (blank)</w:t>
       </w:r>
@@ -544,7 +544,7 @@
 
 <file path=customXML/item1.xml><?xml version="1.0" encoding="utf-8"?>
 <go:gDocsCustomXmlDataStorage xmlns:go="http://customooxmlschemas.google.com/" xmlns:r="http://schemas.openxmlformats.org/officeDocument/2006/relationships" uri="GoogleDocsCustomDataVersion2">
-  <go:docsCustomData xmlns:go="http://customooxmlschemas.google.com/" roundtripDataSignature="AMtx7mgbs3mExN6b6FeeEdsDdICHna8kZQ==">CgMxLjA4AHIhMUhTWWhDVTZ1WDZoRkdUQ0hlTTc2SzBQRDQyaGNHSmFC</go:docsCustomData>
+  <go:docsCustomData xmlns:go="http://customooxmlschemas.google.com/" roundtripDataSignature="AMtx7mj+Pwm3VGd6UhlYTs46vxLgOOrFZA==">CgMxLjA4AHIhMVI5RmFyNTVrZDk2Y09MekVTb2JoNFJOS3R5Y0hPdXlq</go:docsCustomData>
 </go:gDocsCustomXmlDataStorage>
 </file>
 
